--- a/pr-preview/pr-69/chapters/02-randomized-experiments-tracked-changes.docx
+++ b/pr-preview/pr-69/chapters/02-randomized-experiments-tracked-changes.docx
@@ -151,10 +151,10 @@
       </w:r>
       <m:oMath>
         <m:r>
-          <m:t>P</m:t>
-        </m:r>
-        <m:r>
-          <m:t>r</m:t>
+          <m:rPr>
+            <m:sty m:val="p"/>
+          </m:rPr>
+          <m:t>Pr</m:t>
         </m:r>
         <m:r>
           <m:rPr>
@@ -243,10 +243,10 @@
       </w:r>
       <m:oMath>
         <m:r>
-          <m:t>P</m:t>
-        </m:r>
-        <m:r>
-          <m:t>r</m:t>
+          <m:rPr>
+            <m:sty m:val="p"/>
+          </m:rPr>
+          <m:t>Pr</m:t>
         </m:r>
         <m:r>
           <m:rPr>
@@ -473,10 +473,10 @@
         </m:oMathParaPr>
         <m:oMath>
           <m:r>
-            <m:t>P</m:t>
-          </m:r>
-          <m:r>
-            <m:t>r</m:t>
+            <m:rPr>
+              <m:sty m:val="p"/>
+            </m:rPr>
+            <m:t>Pr</m:t>
           </m:r>
           <m:r>
             <m:rPr>
@@ -536,10 +536,10 @@
             <m:t>=</m:t>
           </m:r>
           <m:r>
-            <m:t>P</m:t>
-          </m:r>
-          <m:r>
-            <m:t>r</m:t>
+            <m:rPr>
+              <m:sty m:val="p"/>
+            </m:rPr>
+            <m:t>Pr</m:t>
           </m:r>
           <m:r>
             <m:rPr>
@@ -599,10 +599,10 @@
             <m:t>=</m:t>
           </m:r>
           <m:r>
-            <m:t>P</m:t>
-          </m:r>
-          <m:r>
-            <m:t>r</m:t>
+            <m:rPr>
+              <m:sty m:val="p"/>
+            </m:rPr>
+            <m:t>Pr</m:t>
           </m:r>
           <m:r>
             <m:rPr>
@@ -832,10 +832,10 @@
         </m:oMathParaPr>
         <m:oMath>
           <m:r>
-            <m:t>P</m:t>
-          </m:r>
-          <m:r>
-            <m:t>r</m:t>
+            <m:rPr>
+              <m:sty m:val="p"/>
+            </m:rPr>
+            <m:t>Pr</m:t>
           </m:r>
           <m:r>
             <m:rPr>
@@ -886,10 +886,10 @@
             <m:t>−</m:t>
           </m:r>
           <m:r>
-            <m:t>P</m:t>
-          </m:r>
-          <m:r>
-            <m:t>r</m:t>
+            <m:rPr>
+              <m:sty m:val="p"/>
+            </m:rPr>
+            <m:t>Pr</m:t>
           </m:r>
           <m:r>
             <m:rPr>
@@ -940,10 +940,10 @@
             <m:t>=</m:t>
           </m:r>
           <m:r>
-            <m:t>P</m:t>
-          </m:r>
-          <m:r>
-            <m:t>r</m:t>
+            <m:rPr>
+              <m:sty m:val="p"/>
+            </m:rPr>
+            <m:t>Pr</m:t>
           </m:r>
           <m:r>
             <m:rPr>
@@ -994,10 +994,10 @@
             <m:t>−</m:t>
           </m:r>
           <m:r>
-            <m:t>P</m:t>
-          </m:r>
-          <m:r>
-            <m:t>r</m:t>
+            <m:rPr>
+              <m:sty m:val="p"/>
+            </m:rPr>
+            <m:t>Pr</m:t>
           </m:r>
           <m:r>
             <m:rPr>
@@ -1088,10 +1088,10 @@
         </m:oMathParaPr>
         <m:oMath>
           <m:r>
-            <m:t>P</m:t>
-          </m:r>
-          <m:r>
-            <m:t>r</m:t>
+            <m:rPr>
+              <m:sty m:val="p"/>
+            </m:rPr>
+            <m:t>Pr</m:t>
           </m:r>
           <m:r>
             <m:rPr>
@@ -1196,10 +1196,10 @@
             <m:t>=</m:t>
           </m:r>
           <m:r>
-            <m:t>P</m:t>
-          </m:r>
-          <m:r>
-            <m:t>r</m:t>
+            <m:rPr>
+              <m:sty m:val="p"/>
+            </m:rPr>
+            <m:t>Pr</m:t>
           </m:r>
           <m:r>
             <m:rPr>
@@ -1304,10 +1304,10 @@
             <m:t>=</m:t>
           </m:r>
           <m:r>
-            <m:t>P</m:t>
-          </m:r>
-          <m:r>
-            <m:t>r</m:t>
+            <m:rPr>
+              <m:sty m:val="p"/>
+            </m:rPr>
+            <m:t>Pr</m:t>
           </m:r>
           <m:r>
             <m:rPr>
@@ -2149,10 +2149,10 @@
         </m:oMathParaPr>
         <m:oMath>
           <m:r>
-            <m:t>P</m:t>
-          </m:r>
-          <m:r>
-            <m:t>r</m:t>
+            <m:rPr>
+              <m:sty m:val="p"/>
+            </m:rPr>
+            <m:t>Pr</m:t>
           </m:r>
           <m:r>
             <m:rPr>
@@ -2230,10 +2230,10 @@
             <m:t>=</m:t>
           </m:r>
           <m:r>
-            <m:t>P</m:t>
-          </m:r>
-          <m:r>
-            <m:t>r</m:t>
+            <m:rPr>
+              <m:sty m:val="p"/>
+            </m:rPr>
+            <m:t>Pr</m:t>
           </m:r>
           <m:r>
             <m:rPr>
@@ -2311,10 +2311,10 @@
             <m:t>=</m:t>
           </m:r>
           <m:r>
-            <m:t>P</m:t>
-          </m:r>
-          <m:r>
-            <m:t>r</m:t>
+            <m:rPr>
+              <m:sty m:val="p"/>
+            </m:rPr>
+            <m:t>Pr</m:t>
           </m:r>
           <m:r>
             <m:rPr>
@@ -2922,10 +2922,10 @@
             <m:t>×</m:t>
           </m:r>
           <m:r>
-            <m:t>P</m:t>
-          </m:r>
-          <m:r>
-            <m:t>r</m:t>
+            <m:rPr>
+              <m:sty m:val="p"/>
+            </m:rPr>
+            <m:t>Pr</m:t>
           </m:r>
           <m:r>
             <m:rPr>
@@ -3206,10 +3206,10 @@
                   <m:t>×</m:t>
                 </m:r>
                 <m:r>
-                  <m:t>P</m:t>
-                </m:r>
-                <m:r>
-                  <m:t>r</m:t>
+                  <m:rPr>
+                    <m:sty m:val="p"/>
+                  </m:rPr>
+                  <m:t>Pr</m:t>
                 </m:r>
                 <m:r>
                   <m:rPr>
@@ -3399,10 +3399,10 @@
       </w:r>
       <m:oMath>
         <m:r>
-          <m:t>P</m:t>
-        </m:r>
-        <m:r>
-          <m:t>r</m:t>
+          <m:rPr>
+            <m:sty m:val="p"/>
+          </m:rPr>
+          <m:t>Pr</m:t>
         </m:r>
         <m:r>
           <m:rPr>
@@ -3481,10 +3481,10 @@
       </w:r>
       <m:oMath>
         <m:r>
-          <m:t>P</m:t>
-        </m:r>
-        <m:r>
-          <m:t>r</m:t>
+          <m:rPr>
+            <m:sty m:val="p"/>
+          </m:rPr>
+          <m:t>Pr</m:t>
         </m:r>
         <m:r>
           <m:rPr>
@@ -3648,10 +3648,10 @@
       </w:pPr>
       <m:oMath>
         <m:r>
-          <m:t>P</m:t>
-        </m:r>
-        <m:r>
-          <m:t>r</m:t>
+          <m:rPr>
+            <m:sty m:val="p"/>
+          </m:rPr>
+          <m:t>Pr</m:t>
         </m:r>
         <m:r>
           <m:rPr>
@@ -3758,10 +3758,10 @@
       </w:pPr>
       <m:oMath>
         <m:r>
-          <m:t>P</m:t>
-        </m:r>
-        <m:r>
-          <m:t>r</m:t>
+          <m:rPr>
+            <m:sty m:val="p"/>
+          </m:rPr>
+          <m:t>Pr</m:t>
         </m:r>
         <m:r>
           <m:rPr>
@@ -3901,10 +3901,10 @@
       </w:pPr>
       <m:oMath>
         <m:r>
-          <m:t>P</m:t>
-        </m:r>
-        <m:r>
-          <m:t>r</m:t>
+          <m:rPr>
+            <m:sty m:val="p"/>
+          </m:rPr>
+          <m:t>Pr</m:t>
         </m:r>
         <m:r>
           <m:rPr>
@@ -4011,10 +4011,10 @@
       </w:pPr>
       <m:oMath>
         <m:r>
-          <m:t>P</m:t>
-        </m:r>
-        <m:r>
-          <m:t>r</m:t>
+          <m:rPr>
+            <m:sty m:val="p"/>
+          </m:rPr>
+          <m:t>Pr</m:t>
         </m:r>
         <m:r>
           <m:rPr>
@@ -4144,10 +4144,10 @@
       </w:pPr>
       <m:oMath>
         <m:r>
-          <m:t>P</m:t>
-        </m:r>
-        <m:r>
-          <m:t>r</m:t>
+          <m:rPr>
+            <m:sty m:val="p"/>
+          </m:rPr>
+          <m:t>Pr</m:t>
         </m:r>
         <m:r>
           <m:rPr>
@@ -4218,10 +4218,10 @@
       </w:pPr>
       <m:oMath>
         <m:r>
-          <m:t>P</m:t>
-        </m:r>
-        <m:r>
-          <m:t>r</m:t>
+          <m:rPr>
+            <m:sty m:val="p"/>
+          </m:rPr>
+          <m:t>Pr</m:t>
         </m:r>
         <m:r>
           <m:rPr>
@@ -4529,10 +4529,10 @@
       </w:r>
       <m:oMath>
         <m:r>
-          <m:t>P</m:t>
-        </m:r>
-        <m:r>
-          <m:t>r</m:t>
+          <m:rPr>
+            <m:sty m:val="p"/>
+          </m:rPr>
+          <m:t>Pr</m:t>
         </m:r>
         <m:r>
           <m:rPr>
@@ -4583,10 +4583,10 @@
           <m:t>−</m:t>
         </m:r>
         <m:r>
-          <m:t>P</m:t>
-        </m:r>
-        <m:r>
-          <m:t>r</m:t>
+          <m:rPr>
+            <m:sty m:val="p"/>
+          </m:rPr>
+          <m:t>Pr</m:t>
         </m:r>
         <m:r>
           <m:rPr>
@@ -5122,10 +5122,10 @@
             </m:num>
             <m:den>
               <m:r>
-                <m:t>P</m:t>
-              </m:r>
-              <m:r>
-                <m:t>r</m:t>
+                <m:rPr>
+                  <m:sty m:val="p"/>
+                </m:rPr>
+                <m:t>Pr</m:t>
               </m:r>
               <m:r>
                 <m:rPr>
@@ -5288,10 +5288,10 @@
                   </m:num>
                   <m:den>
                     <m:r>
-                      <m:t>P</m:t>
-                    </m:r>
-                    <m:r>
-                      <m:t>r</m:t>
+                      <m:rPr>
+                        <m:sty m:val="p"/>
+                      </m:rPr>
+                      <m:t>Pr</m:t>
                     </m:r>
                     <m:r>
                       <m:rPr>
@@ -5334,10 +5334,10 @@
             </w:r>
             <m:oMath>
               <m:r>
-                <m:t>P</m:t>
-              </m:r>
-              <m:r>
-                <m:t>r</m:t>
+                <m:rPr>
+                  <m:sty m:val="p"/>
+                </m:rPr>
+                <m:t>Pr</m:t>
               </m:r>
               <m:r>
                 <m:rPr>
@@ -5605,10 +5605,10 @@
                 </m:num>
                 <m:den>
                   <m:r>
-                    <m:t>P</m:t>
-                  </m:r>
-                  <m:r>
-                    <m:t>r</m:t>
+                    <m:rPr>
+                      <m:sty m:val="p"/>
+                    </m:rPr>
+                    <m:t>Pr</m:t>
                   </m:r>
                   <m:r>
                     <m:rPr>
@@ -5935,10 +5935,10 @@
                 </m:num>
                 <m:den>
                   <m:r>
-                    <m:t>P</m:t>
-                  </m:r>
-                  <m:r>
-                    <m:t>r</m:t>
+                    <m:rPr>
+                      <m:sty m:val="p"/>
+                    </m:rPr>
+                    <m:t>Pr</m:t>
                   </m:r>
                   <m:r>
                     <m:rPr>
@@ -6105,10 +6105,10 @@
                 </m:num>
                 <m:den>
                   <m:r>
-                    <m:t>P</m:t>
-                  </m:r>
-                  <m:r>
-                    <m:t>r</m:t>
+                    <m:rPr>
+                      <m:sty m:val="p"/>
+                    </m:rPr>
+                    <m:t>Pr</m:t>
                   </m:r>
                   <m:r>
                     <m:rPr>
@@ -6369,10 +6369,10 @@
           <m:t>/</m:t>
         </m:r>
         <m:r>
-          <m:t>P</m:t>
-        </m:r>
-        <m:r>
-          <m:t>r</m:t>
+          <m:rPr>
+            <m:sty m:val="p"/>
+          </m:rPr>
+          <m:t>Pr</m:t>
         </m:r>
         <m:r>
           <m:rPr>
@@ -6620,10 +6620,10 @@
           <m:t>/</m:t>
         </m:r>
         <m:r>
-          <m:t>P</m:t>
-        </m:r>
-        <m:r>
-          <m:t>r</m:t>
+          <m:rPr>
+            <m:sty m:val="p"/>
+          </m:rPr>
+          <m:t>Pr</m:t>
         </m:r>
         <m:r>
           <m:rPr>
@@ -6737,10 +6737,10 @@
       </w:pPr>
       <m:oMath>
         <m:r>
-          <m:t>P</m:t>
-        </m:r>
-        <m:r>
-          <m:t>r</m:t>
+          <m:rPr>
+            <m:sty m:val="p"/>
+          </m:rPr>
+          <m:t>Pr</m:t>
         </m:r>
         <m:r>
           <m:rPr>
@@ -6829,10 +6829,10 @@
       </w:pPr>
       <m:oMath>
         <m:r>
-          <m:t>P</m:t>
-        </m:r>
-        <m:r>
-          <m:t>r</m:t>
+          <m:rPr>
+            <m:sty m:val="p"/>
+          </m:rPr>
+          <m:t>Pr</m:t>
         </m:r>
         <m:r>
           <m:rPr>
@@ -6921,10 +6921,10 @@
       </w:pPr>
       <m:oMath>
         <m:r>
-          <m:t>P</m:t>
-        </m:r>
-        <m:r>
-          <m:t>r</m:t>
+          <m:rPr>
+            <m:sty m:val="p"/>
+          </m:rPr>
+          <m:t>Pr</m:t>
         </m:r>
         <m:r>
           <m:rPr>
@@ -7013,10 +7013,10 @@
       </w:pPr>
       <m:oMath>
         <m:r>
-          <m:t>P</m:t>
-        </m:r>
-        <m:r>
-          <m:t>r</m:t>
+          <m:rPr>
+            <m:sty m:val="p"/>
+          </m:rPr>
+          <m:t>Pr</m:t>
         </m:r>
         <m:r>
           <m:rPr>
@@ -8053,10 +8053,10 @@
                 </m:e>
               </m:d>
               <m:r>
-                <m:t>P</m:t>
-              </m:r>
-              <m:r>
-                <m:t>r</m:t>
+                <m:rPr>
+                  <m:sty m:val="p"/>
+                </m:rPr>
+                <m:t>Pr</m:t>
               </m:r>
               <m:r>
                 <m:rPr>
@@ -8185,10 +8185,10 @@
                     <m:t>/</m:t>
                   </m:r>
                   <m:r>
-                    <m:t>P</m:t>
-                  </m:r>
-                  <m:r>
-                    <m:t>r</m:t>
+                    <m:rPr>
+                      <m:sty m:val="p"/>
+                    </m:rPr>
+                    <m:t>Pr</m:t>
                   </m:r>
                   <m:r>
                     <m:rPr>
@@ -8259,10 +8259,10 @@
             </w:r>
             <m:oMath>
               <m:r>
-                <m:t>P</m:t>
-              </m:r>
-              <m:r>
-                <m:t>r</m:t>
+                <m:rPr>
+                  <m:sty m:val="p"/>
+                </m:rPr>
+                <m:t>Pr</m:t>
               </m:r>
               <m:r>
                 <m:rPr>
@@ -8314,10 +8314,10 @@
                 <m:t>/</m:t>
               </m:r>
               <m:r>
-                <m:t>P</m:t>
-              </m:r>
-              <m:r>
-                <m:t>r</m:t>
+                <m:rPr>
+                  <m:sty m:val="p"/>
+                </m:rPr>
+                <m:t>Pr</m:t>
               </m:r>
               <m:r>
                 <m:rPr>
@@ -8431,10 +8431,10 @@
             </w:r>
             <m:oMath>
               <m:r>
-                <m:t>P</m:t>
-              </m:r>
-              <m:r>
-                <m:t>r</m:t>
+                <m:rPr>
+                  <m:sty m:val="p"/>
+                </m:rPr>
+                <m:t>Pr</m:t>
               </m:r>
               <m:r>
                 <m:rPr>
@@ -8516,10 +8516,10 @@
       </w:r>
       <m:oMath>
         <m:r>
-          <m:t>P</m:t>
-        </m:r>
-        <m:r>
-          <m:t>r</m:t>
+          <m:rPr>
+            <m:sty m:val="p"/>
+          </m:rPr>
+          <m:t>Pr</m:t>
         </m:r>
         <m:r>
           <m:rPr>
@@ -8611,10 +8611,10 @@
       </w:r>
       <m:oMath>
         <m:r>
-          <m:t>P</m:t>
-        </m:r>
-        <m:r>
-          <m:t>r</m:t>
+          <m:rPr>
+            <m:sty m:val="p"/>
+          </m:rPr>
+          <m:t>Pr</m:t>
         </m:r>
         <m:r>
           <m:rPr>
@@ -8734,10 +8734,10 @@
       </w:r>
       <m:oMath>
         <m:r>
-          <m:t>P</m:t>
-        </m:r>
-        <m:r>
-          <m:t>r</m:t>
+          <m:rPr>
+            <m:sty m:val="p"/>
+          </m:rPr>
+          <m:t>Pr</m:t>
         </m:r>
         <m:r>
           <m:rPr>
@@ -8790,10 +8790,10 @@
           <m:t>&lt;</m:t>
         </m:r>
         <m:r>
-          <m:t>P</m:t>
-        </m:r>
-        <m:r>
-          <m:t>r</m:t>
+          <m:rPr>
+            <m:sty m:val="p"/>
+          </m:rPr>
+          <m:t>Pr</m:t>
         </m:r>
         <m:r>
           <m:rPr>
@@ -8982,10 +8982,10 @@
                   <m:t>&lt;</m:t>
                 </m:r>
                 <m:r>
-                  <m:t>P</m:t>
-                </m:r>
-                <m:r>
-                  <m:t>r</m:t>
+                  <m:rPr>
+                    <m:sty m:val="p"/>
+                  </m:rPr>
+                  <m:t>Pr</m:t>
                 </m:r>
                 <m:r>
                   <m:rPr>
@@ -9067,10 +9067,10 @@
             </w:r>
             <m:oMath>
               <m:r>
-                <m:t>P</m:t>
-              </m:r>
-              <m:r>
-                <m:t>r</m:t>
+                <m:rPr>
+                  <m:sty m:val="p"/>
+                </m:rPr>
+                <m:t>Pr</m:t>
               </m:r>
               <m:r>
                 <m:rPr>
@@ -9529,10 +9529,10 @@
           </m:e>
         </m:d>
         <m:r>
-          <m:t>P</m:t>
-        </m:r>
-        <m:r>
-          <m:t>r</m:t>
+          <m:rPr>
+            <m:sty m:val="p"/>
+          </m:rPr>
+          <m:t>Pr</m:t>
         </m:r>
         <m:r>
           <m:rPr>
@@ -9618,10 +9618,10 @@
           <m:t>/</m:t>
         </m:r>
         <m:r>
-          <m:t>P</m:t>
-        </m:r>
-        <m:r>
-          <m:t>r</m:t>
+          <m:rPr>
+            <m:sty m:val="p"/>
+          </m:rPr>
+          <m:t>Pr</m:t>
         </m:r>
         <m:r>
           <m:rPr>
@@ -10976,10 +10976,10 @@
               <m:t>/</m:t>
             </m:r>
             <m:r>
-              <m:t>P</m:t>
-            </m:r>
-            <m:r>
-              <m:t>r</m:t>
+              <m:rPr>
+                <m:sty m:val="p"/>
+              </m:rPr>
+              <m:t>Pr</m:t>
             </m:r>
             <m:r>
               <m:rPr>
